--- a/docs/LocalHub_기능명세서.docx
+++ b/docs/LocalHub_기능명세서.docx
@@ -1193,7 +1193,7 @@
               <w:spacing w:after="40"/>
               <w:jc w:val="left"/>
               <w:rPr>
-                <w:rFonts w:ascii="맑은 고딕" w:eastAsia="맑은 고딕" w:hAnsi="맑은 고딕"/>
+                <w:rFonts w:ascii="맑은 고딕" w:eastAsia="맑은 고딕" w:hAnsi="맑은 고딕" w:hint="eastAsia"/>
                 <w:color w:val="1F2D37"/>
                 <w:sz w:val="17"/>
               </w:rPr>
@@ -1212,7 +1212,15 @@
                 <w:color w:val="1F2D37"/>
                 <w:sz w:val="17"/>
               </w:rPr>
-              <w:t>, 레포츠, 문화시설, 쇼핑, 숙박, 여행코스, 축제·공연·행사 중 원하는 카테고리를 선택한다.</w:t>
+              <w:t xml:space="preserve">, 레포츠, 문화시설, 쇼핑, 숙박, 여행코스, 축제·공연·행사 </w:t>
+            </w:r>
+            <w:r>
+              <w:rPr>
+                <w:rFonts w:ascii="맑은 고딕" w:eastAsia="맑은 고딕" w:hAnsi="맑은 고딕" w:hint="eastAsia"/>
+                <w:color w:val="1F2D37"/>
+                <w:sz w:val="17"/>
+              </w:rPr>
+              <w:t>카테고리 항목을 제공한다.</w:t>
             </w:r>
           </w:p>
         </w:tc>
@@ -1400,27 +1408,14 @@
             <w:pPr>
               <w:spacing w:after="40"/>
               <w:jc w:val="center"/>
-              <w:rPr>
-                <w:rFonts w:ascii="맑은 고딕" w:eastAsia="맑은 고딕" w:hAnsi="맑은 고딕"/>
-                <w:color w:val="1F2D37"/>
-                <w:sz w:val="17"/>
-              </w:rPr>
-            </w:pPr>
-            <w:r>
-              <w:rPr>
-                <w:rFonts w:ascii="맑은 고딕" w:eastAsia="맑은 고딕" w:hAnsi="맑은 고딕" w:hint="eastAsia"/>
-                <w:color w:val="1F2D37"/>
-                <w:sz w:val="17"/>
-              </w:rPr>
-              <w:t>장소</w:t>
-            </w:r>
-            <w:r>
-              <w:rPr>
-                <w:rFonts w:ascii="맑은 고딕" w:eastAsia="맑은 고딕" w:hAnsi="맑은 고딕"/>
-                <w:color w:val="1F2D37"/>
-                <w:sz w:val="17"/>
-              </w:rPr>
-              <w:t xml:space="preserve"> 정보 표시</w:t>
+            </w:pPr>
+            <w:r>
+              <w:rPr>
+                <w:rFonts w:ascii="맑은 고딕" w:eastAsia="맑은 고딕" w:hAnsi="맑은 고딕" w:hint="eastAsia"/>
+                <w:color w:val="1F2D37"/>
+                <w:sz w:val="17"/>
+              </w:rPr>
+              <w:t>장소 정보 제공</w:t>
             </w:r>
           </w:p>
         </w:tc>
@@ -1467,46 +1462,50 @@
               <w:spacing w:after="40"/>
               <w:jc w:val="left"/>
               <w:rPr>
-                <w:rFonts w:ascii="맑은 고딕" w:eastAsia="맑은 고딕" w:hAnsi="맑은 고딕"/>
-                <w:color w:val="1F2D37"/>
-                <w:sz w:val="17"/>
-              </w:rPr>
-            </w:pPr>
-            <w:proofErr w:type="spellStart"/>
-            <w:r>
-              <w:rPr>
-                <w:rFonts w:ascii="맑은 고딕" w:eastAsia="맑은 고딕" w:hAnsi="맑은 고딕" w:hint="eastAsia"/>
-                <w:color w:val="1F2D37"/>
-                <w:sz w:val="17"/>
-              </w:rPr>
-              <w:t>장소명</w:t>
-            </w:r>
-            <w:proofErr w:type="spellEnd"/>
-            <w:r>
-              <w:rPr>
-                <w:rFonts w:ascii="맑은 고딕" w:eastAsia="맑은 고딕" w:hAnsi="맑은 고딕"/>
-                <w:color w:val="1F2D37"/>
-                <w:sz w:val="17"/>
-              </w:rPr>
-              <w:t xml:space="preserve">, 주소, 전화번호, 대표 이미지 및 위치 정보를 표시하고 </w:t>
-            </w:r>
-            <w:proofErr w:type="spellStart"/>
-            <w:r>
-              <w:rPr>
-                <w:rFonts w:ascii="맑은 고딕" w:eastAsia="맑은 고딕" w:hAnsi="맑은 고딕"/>
-                <w:color w:val="1F2D37"/>
-                <w:sz w:val="17"/>
-              </w:rPr>
-              <w:t>미제공</w:t>
-            </w:r>
-            <w:proofErr w:type="spellEnd"/>
-            <w:r>
-              <w:rPr>
-                <w:rFonts w:ascii="맑은 고딕" w:eastAsia="맑은 고딕" w:hAnsi="맑은 고딕"/>
-                <w:color w:val="1F2D37"/>
-                <w:sz w:val="17"/>
-              </w:rPr>
-              <w:t xml:space="preserve"> 값은 빈 정보로 처리한다.</w:t>
+                <w:rFonts w:ascii="맑은 고딕" w:eastAsia="맑은 고딕" w:hAnsi="맑은 고딕" w:hint="eastAsia"/>
+                <w:color w:val="1F2D37"/>
+                <w:sz w:val="17"/>
+              </w:rPr>
+            </w:pPr>
+            <w:r>
+              <w:rPr>
+                <w:rFonts w:ascii="맑은 고딕" w:eastAsia="맑은 고딕" w:hAnsi="맑은 고딕" w:hint="eastAsia"/>
+                <w:color w:val="1F2D37"/>
+                <w:sz w:val="17"/>
+              </w:rPr>
+              <w:t>사진 클릭 시 지도 웹과 연결되어 정확한 위치,</w:t>
+            </w:r>
+            <w:r>
+              <w:rPr>
+                <w:rFonts w:ascii="맑은 고딕" w:eastAsia="맑은 고딕" w:hAnsi="맑은 고딕"/>
+                <w:color w:val="1F2D37"/>
+                <w:sz w:val="17"/>
+              </w:rPr>
+              <w:t xml:space="preserve"> </w:t>
+            </w:r>
+            <w:r>
+              <w:rPr>
+                <w:rFonts w:ascii="맑은 고딕" w:eastAsia="맑은 고딕" w:hAnsi="맑은 고딕" w:hint="eastAsia"/>
+                <w:color w:val="1F2D37"/>
+                <w:sz w:val="17"/>
+              </w:rPr>
+              <w:t>리뷰,</w:t>
+            </w:r>
+            <w:r>
+              <w:rPr>
+                <w:rFonts w:ascii="맑은 고딕" w:eastAsia="맑은 고딕" w:hAnsi="맑은 고딕"/>
+                <w:color w:val="1F2D37"/>
+                <w:sz w:val="17"/>
+              </w:rPr>
+              <w:t xml:space="preserve"> </w:t>
+            </w:r>
+            <w:r>
+              <w:rPr>
+                <w:rFonts w:ascii="맑은 고딕" w:eastAsia="맑은 고딕" w:hAnsi="맑은 고딕" w:hint="eastAsia"/>
+                <w:color w:val="1F2D37"/>
+                <w:sz w:val="17"/>
+              </w:rPr>
+              <w:t>정보 등을 표시한다.</w:t>
             </w:r>
           </w:p>
         </w:tc>
@@ -3527,7 +3526,7 @@
               <w:spacing w:after="40"/>
               <w:jc w:val="left"/>
               <w:rPr>
-                <w:rFonts w:ascii="맑은 고딕" w:eastAsia="맑은 고딕" w:hAnsi="맑은 고딕"/>
+                <w:rFonts w:ascii="맑은 고딕" w:eastAsia="맑은 고딕" w:hAnsi="맑은 고딕" w:hint="eastAsia"/>
                 <w:color w:val="1F2D37"/>
                 <w:sz w:val="17"/>
               </w:rPr>
@@ -3564,7 +3563,31 @@
                 <w:color w:val="1F2D37"/>
                 <w:sz w:val="17"/>
               </w:rPr>
-              <w:t>, 주소, 카테고리 등의 정보를 팝업으로 표시한다.</w:t>
+              <w:t xml:space="preserve">, 주소, </w:t>
+            </w:r>
+            <w:r>
+              <w:rPr>
+                <w:rFonts w:ascii="맑은 고딕" w:eastAsia="맑은 고딕" w:hAnsi="맑은 고딕" w:hint="eastAsia"/>
+                <w:color w:val="1F2D37"/>
+                <w:sz w:val="17"/>
+              </w:rPr>
+              <w:t>외부 지도 링크,</w:t>
+            </w:r>
+            <w:r>
+              <w:rPr>
+                <w:rFonts w:ascii="맑은 고딕" w:eastAsia="맑은 고딕" w:hAnsi="맑은 고딕"/>
+                <w:color w:val="1F2D37"/>
+                <w:sz w:val="17"/>
+              </w:rPr>
+              <w:t xml:space="preserve"> </w:t>
+            </w:r>
+            <w:r>
+              <w:rPr>
+                <w:rFonts w:ascii="맑은 고딕" w:eastAsia="맑은 고딕" w:hAnsi="맑은 고딕" w:hint="eastAsia"/>
+                <w:color w:val="1F2D37"/>
+                <w:sz w:val="17"/>
+              </w:rPr>
+              <w:t>게시판 바로가기를 표시한다.</w:t>
             </w:r>
           </w:p>
         </w:tc>
@@ -3671,7 +3694,7 @@
         </w:trPr>
         <w:tc>
           <w:tcPr>
-            <w:tcW w:w="240" w:type="dxa"/>
+            <w:tcW w:w="2594" w:type="dxa"/>
             <w:tcBorders>
               <w:bottom w:val="single" w:sz="4" w:space="0" w:color="auto"/>
             </w:tcBorders>
@@ -3711,7 +3734,7 @@
         </w:tc>
         <w:tc>
           <w:tcPr>
-            <w:tcW w:w="360" w:type="dxa"/>
+            <w:tcW w:w="1337" w:type="dxa"/>
             <w:tcBorders>
               <w:bottom w:val="single" w:sz="4" w:space="0" w:color="auto"/>
             </w:tcBorders>
@@ -3744,7 +3767,7 @@
         </w:tc>
         <w:tc>
           <w:tcPr>
-            <w:tcW w:w="620" w:type="dxa"/>
+            <w:tcW w:w="2252" w:type="dxa"/>
             <w:tcBorders>
               <w:bottom w:val="single" w:sz="4" w:space="0" w:color="auto"/>
             </w:tcBorders>
@@ -3784,7 +3807,7 @@
         </w:tc>
         <w:tc>
           <w:tcPr>
-            <w:tcW w:w="780" w:type="dxa"/>
+            <w:tcW w:w="2833" w:type="dxa"/>
             <w:tcBorders>
               <w:bottom w:val="single" w:sz="4" w:space="0" w:color="auto"/>
             </w:tcBorders>
@@ -3829,7 +3852,7 @@
         </w:trPr>
         <w:tc>
           <w:tcPr>
-            <w:tcW w:w="240" w:type="dxa"/>
+            <w:tcW w:w="2594" w:type="dxa"/>
             <w:tcBorders>
               <w:bottom w:val="single" w:sz="4" w:space="0" w:color="auto"/>
             </w:tcBorders>
@@ -3859,7 +3882,7 @@
         </w:tc>
         <w:tc>
           <w:tcPr>
-            <w:tcW w:w="360" w:type="dxa"/>
+            <w:tcW w:w="1337" w:type="dxa"/>
             <w:tcBorders>
               <w:bottom w:val="single" w:sz="4" w:space="0" w:color="auto"/>
             </w:tcBorders>
@@ -3897,7 +3920,7 @@
         </w:tc>
         <w:tc>
           <w:tcPr>
-            <w:tcW w:w="620" w:type="dxa"/>
+            <w:tcW w:w="2252" w:type="dxa"/>
             <w:tcBorders>
               <w:bottom w:val="single" w:sz="4" w:space="0" w:color="auto"/>
             </w:tcBorders>
@@ -3969,7 +3992,7 @@
         </w:tc>
         <w:tc>
           <w:tcPr>
-            <w:tcW w:w="780" w:type="dxa"/>
+            <w:tcW w:w="2833" w:type="dxa"/>
             <w:tcBorders>
               <w:bottom w:val="single" w:sz="4" w:space="0" w:color="auto"/>
             </w:tcBorders>
@@ -4012,7 +4035,7 @@
         </w:trPr>
         <w:tc>
           <w:tcPr>
-            <w:tcW w:w="240" w:type="dxa"/>
+            <w:tcW w:w="2594" w:type="dxa"/>
             <w:tcBorders>
               <w:bottom w:val="single" w:sz="4" w:space="0" w:color="auto"/>
             </w:tcBorders>
@@ -4042,7 +4065,7 @@
         </w:tc>
         <w:tc>
           <w:tcPr>
-            <w:tcW w:w="360" w:type="dxa"/>
+            <w:tcW w:w="1337" w:type="dxa"/>
             <w:tcBorders>
               <w:bottom w:val="single" w:sz="4" w:space="0" w:color="auto"/>
             </w:tcBorders>
@@ -4078,7 +4101,7 @@
         </w:tc>
         <w:tc>
           <w:tcPr>
-            <w:tcW w:w="620" w:type="dxa"/>
+            <w:tcW w:w="2252" w:type="dxa"/>
             <w:tcBorders>
               <w:bottom w:val="single" w:sz="4" w:space="0" w:color="auto"/>
             </w:tcBorders>
@@ -4114,7 +4137,7 @@
         </w:tc>
         <w:tc>
           <w:tcPr>
-            <w:tcW w:w="780" w:type="dxa"/>
+            <w:tcW w:w="2833" w:type="dxa"/>
             <w:tcBorders>
               <w:bottom w:val="single" w:sz="4" w:space="0" w:color="auto"/>
             </w:tcBorders>
@@ -4155,7 +4178,7 @@
         </w:trPr>
         <w:tc>
           <w:tcPr>
-            <w:tcW w:w="240" w:type="dxa"/>
+            <w:tcW w:w="2594" w:type="dxa"/>
             <w:tcBorders>
               <w:bottom w:val="single" w:sz="4" w:space="0" w:color="auto"/>
             </w:tcBorders>
@@ -4185,7 +4208,7 @@
         </w:tc>
         <w:tc>
           <w:tcPr>
-            <w:tcW w:w="360" w:type="dxa"/>
+            <w:tcW w:w="1337" w:type="dxa"/>
             <w:tcBorders>
               <w:bottom w:val="single" w:sz="4" w:space="0" w:color="auto"/>
             </w:tcBorders>
@@ -4221,7 +4244,7 @@
         </w:tc>
         <w:tc>
           <w:tcPr>
-            <w:tcW w:w="620" w:type="dxa"/>
+            <w:tcW w:w="2252" w:type="dxa"/>
             <w:tcBorders>
               <w:bottom w:val="single" w:sz="4" w:space="0" w:color="auto"/>
             </w:tcBorders>
@@ -4257,7 +4280,7 @@
         </w:tc>
         <w:tc>
           <w:tcPr>
-            <w:tcW w:w="780" w:type="dxa"/>
+            <w:tcW w:w="2833" w:type="dxa"/>
             <w:tcBorders>
               <w:bottom w:val="single" w:sz="4" w:space="0" w:color="auto"/>
             </w:tcBorders>
@@ -4298,7 +4321,7 @@
         </w:trPr>
         <w:tc>
           <w:tcPr>
-            <w:tcW w:w="240" w:type="dxa"/>
+            <w:tcW w:w="2594" w:type="dxa"/>
             <w:tcBorders>
               <w:bottom w:val="single" w:sz="4" w:space="0" w:color="auto"/>
             </w:tcBorders>
@@ -4329,7 +4352,7 @@
         </w:tc>
         <w:tc>
           <w:tcPr>
-            <w:tcW w:w="360" w:type="dxa"/>
+            <w:tcW w:w="1337" w:type="dxa"/>
             <w:tcBorders>
               <w:bottom w:val="single" w:sz="4" w:space="0" w:color="auto"/>
             </w:tcBorders>
@@ -4365,7 +4388,7 @@
         </w:tc>
         <w:tc>
           <w:tcPr>
-            <w:tcW w:w="620" w:type="dxa"/>
+            <w:tcW w:w="2252" w:type="dxa"/>
             <w:tcBorders>
               <w:bottom w:val="single" w:sz="4" w:space="0" w:color="auto"/>
             </w:tcBorders>
@@ -4401,7 +4424,7 @@
         </w:tc>
         <w:tc>
           <w:tcPr>
-            <w:tcW w:w="780" w:type="dxa"/>
+            <w:tcW w:w="2833" w:type="dxa"/>
             <w:tcBorders>
               <w:bottom w:val="single" w:sz="4" w:space="0" w:color="auto"/>
             </w:tcBorders>
@@ -4432,165 +4455,6 @@
                 <w:sz w:val="17"/>
               </w:rPr>
               <w:t xml:space="preserve"> 메시지를 순서대로 표시하고 후속 질문에 필요한 최근 대화 내용을 함께 전달한다.</w:t>
-            </w:r>
-          </w:p>
-        </w:tc>
-      </w:tr>
-      <w:tr>
-        <w:trPr>
-          <w:cantSplit/>
-        </w:trPr>
-        <w:tc>
-          <w:tcPr>
-            <w:tcW w:w="240" w:type="dxa"/>
-            <w:shd w:val="clear" w:color="auto" w:fill="FFFFFF"/>
-          </w:tcPr>
-          <w:p>
-            <w:pPr>
-              <w:spacing w:after="40"/>
-              <w:jc w:val="center"/>
-              <w:rPr>
-                <w:rFonts w:ascii="맑은 고딕" w:eastAsia="맑은 고딕" w:hAnsi="맑은 고딕"/>
-                <w:b/>
-                <w:color w:val="2593A0"/>
-                <w:sz w:val="17"/>
-              </w:rPr>
-            </w:pPr>
-            <w:r>
-              <w:rPr>
-                <w:rFonts w:ascii="맑은 고딕" w:eastAsia="맑은 고딕" w:hAnsi="맑은 고딕"/>
-                <w:b/>
-                <w:color w:val="2593A0"/>
-                <w:sz w:val="17"/>
-              </w:rPr>
-              <w:t>CHAT-05</w:t>
-            </w:r>
-          </w:p>
-        </w:tc>
-        <w:tc>
-          <w:tcPr>
-            <w:tcW w:w="360" w:type="dxa"/>
-            <w:shd w:val="clear" w:color="auto" w:fill="FFFFFF"/>
-          </w:tcPr>
-          <w:p>
-            <w:pPr>
-              <w:spacing w:after="40"/>
-              <w:jc w:val="center"/>
-              <w:rPr>
-                <w:rFonts w:ascii="맑은 고딕" w:eastAsia="맑은 고딕" w:hAnsi="맑은 고딕"/>
-                <w:color w:val="1F2D37"/>
-                <w:sz w:val="17"/>
-              </w:rPr>
-            </w:pPr>
-            <w:r>
-              <w:rPr>
-                <w:rFonts w:ascii="맑은 고딕" w:eastAsia="맑은 고딕" w:hAnsi="맑은 고딕" w:hint="eastAsia"/>
-                <w:color w:val="1F2D37"/>
-                <w:sz w:val="17"/>
-              </w:rPr>
-              <w:t>모바일</w:t>
-            </w:r>
-            <w:r>
-              <w:rPr>
-                <w:rFonts w:ascii="맑은 고딕" w:eastAsia="맑은 고딕" w:hAnsi="맑은 고딕"/>
-                <w:color w:val="1F2D37"/>
-                <w:sz w:val="17"/>
-              </w:rPr>
-              <w:t xml:space="preserve"> </w:t>
-            </w:r>
-            <w:proofErr w:type="spellStart"/>
-            <w:r>
-              <w:rPr>
-                <w:rFonts w:ascii="맑은 고딕" w:eastAsia="맑은 고딕" w:hAnsi="맑은 고딕"/>
-                <w:color w:val="1F2D37"/>
-                <w:sz w:val="17"/>
-              </w:rPr>
-              <w:t>챗봇</w:t>
-            </w:r>
-            <w:proofErr w:type="spellEnd"/>
-          </w:p>
-        </w:tc>
-        <w:tc>
-          <w:tcPr>
-            <w:tcW w:w="620" w:type="dxa"/>
-            <w:shd w:val="clear" w:color="auto" w:fill="FFFFFF"/>
-          </w:tcPr>
-          <w:p>
-            <w:pPr>
-              <w:spacing w:after="40"/>
-              <w:jc w:val="left"/>
-              <w:rPr>
-                <w:rFonts w:ascii="맑은 고딕" w:eastAsia="맑은 고딕" w:hAnsi="맑은 고딕"/>
-                <w:color w:val="1F2D37"/>
-                <w:sz w:val="17"/>
-              </w:rPr>
-            </w:pPr>
-            <w:r>
-              <w:rPr>
-                <w:rFonts w:ascii="맑은 고딕" w:eastAsia="맑은 고딕" w:hAnsi="맑은 고딕" w:hint="eastAsia"/>
-                <w:color w:val="1F2D37"/>
-                <w:sz w:val="17"/>
-              </w:rPr>
-              <w:t>모바일에서도</w:t>
-            </w:r>
-            <w:r>
-              <w:rPr>
-                <w:rFonts w:ascii="맑은 고딕" w:eastAsia="맑은 고딕" w:hAnsi="맑은 고딕"/>
-                <w:color w:val="1F2D37"/>
-                <w:sz w:val="17"/>
-              </w:rPr>
-              <w:t xml:space="preserve"> 입력과 답변 확인이 편리하도록 화면을 조정한다.</w:t>
-            </w:r>
-          </w:p>
-        </w:tc>
-        <w:tc>
-          <w:tcPr>
-            <w:tcW w:w="780" w:type="dxa"/>
-            <w:shd w:val="clear" w:color="auto" w:fill="FFFFFF"/>
-          </w:tcPr>
-          <w:p>
-            <w:pPr>
-              <w:spacing w:after="40"/>
-              <w:jc w:val="left"/>
-              <w:rPr>
-                <w:rFonts w:ascii="맑은 고딕" w:eastAsia="맑은 고딕" w:hAnsi="맑은 고딕"/>
-                <w:color w:val="1F2D37"/>
-                <w:sz w:val="17"/>
-              </w:rPr>
-            </w:pPr>
-            <w:r>
-              <w:rPr>
-                <w:rFonts w:ascii="맑은 고딕" w:eastAsia="맑은 고딕" w:hAnsi="맑은 고딕" w:hint="eastAsia"/>
-                <w:color w:val="1F2D37"/>
-                <w:sz w:val="17"/>
-              </w:rPr>
-              <w:t>모바일에서는</w:t>
-            </w:r>
-            <w:r>
-              <w:rPr>
-                <w:rFonts w:ascii="맑은 고딕" w:eastAsia="맑은 고딕" w:hAnsi="맑은 고딕"/>
-                <w:color w:val="1F2D37"/>
-                <w:sz w:val="17"/>
-              </w:rPr>
-              <w:t xml:space="preserve"> </w:t>
-            </w:r>
-            <w:proofErr w:type="spellStart"/>
-            <w:r>
-              <w:rPr>
-                <w:rFonts w:ascii="맑은 고딕" w:eastAsia="맑은 고딕" w:hAnsi="맑은 고딕"/>
-                <w:color w:val="1F2D37"/>
-                <w:sz w:val="17"/>
-              </w:rPr>
-              <w:t>챗봇을</w:t>
-            </w:r>
-            <w:proofErr w:type="spellEnd"/>
-            <w:r>
-              <w:rPr>
-                <w:rFonts w:ascii="맑은 고딕" w:eastAsia="맑은 고딕" w:hAnsi="맑은 고딕"/>
-                <w:color w:val="1F2D37"/>
-                <w:sz w:val="17"/>
-              </w:rPr>
-              <w:t xml:space="preserve"> 전체 화면으로 표시하고 입력창과 닫기 기능을 제공한다.</w:t>
             </w:r>
           </w:p>
         </w:tc>
@@ -5335,19 +5199,11 @@
             </w:pPr>
             <w:r>
               <w:rPr>
-                <w:rFonts w:ascii="맑은 고딕" w:eastAsia="맑은 고딕" w:hAnsi="맑은 고딕" w:hint="eastAsia"/>
-                <w:color w:val="1F2D37"/>
-                <w:sz w:val="17"/>
-              </w:rPr>
-              <w:t>관광정보와</w:t>
-            </w:r>
-            <w:r>
-              <w:rPr>
-                <w:rFonts w:ascii="맑은 고딕" w:eastAsia="맑은 고딕" w:hAnsi="맑은 고딕"/>
-                <w:color w:val="1F2D37"/>
-                <w:sz w:val="17"/>
-              </w:rPr>
-              <w:t xml:space="preserve"> 지도 데이터의 제공자를 안내한다.</w:t>
+                <w:rFonts w:ascii="맑은 고딕" w:eastAsia="맑은 고딕" w:hAnsi="맑은 고딕"/>
+                <w:color w:val="1F2D37"/>
+                <w:sz w:val="17"/>
+              </w:rPr>
+              <w:t>지도 데이터의 제공자를 안내한다.</w:t>
             </w:r>
           </w:p>
         </w:tc>
@@ -5368,37 +5224,11 @@
             </w:pPr>
             <w:r>
               <w:rPr>
-                <w:rFonts w:ascii="맑은 고딕" w:eastAsia="맑은 고딕" w:hAnsi="맑은 고딕" w:hint="eastAsia"/>
-                <w:color w:val="1F2D37"/>
-                <w:sz w:val="17"/>
-              </w:rPr>
-              <w:t>한국관광공사</w:t>
-            </w:r>
-            <w:r>
-              <w:rPr>
-                <w:rFonts w:ascii="맑은 고딕" w:eastAsia="맑은 고딕" w:hAnsi="맑은 고딕"/>
-                <w:color w:val="1F2D37"/>
-                <w:sz w:val="17"/>
-              </w:rPr>
-              <w:t xml:space="preserve"> </w:t>
-            </w:r>
-            <w:proofErr w:type="spellStart"/>
-            <w:r>
-              <w:rPr>
-                <w:rFonts w:ascii="맑은 고딕" w:eastAsia="맑은 고딕" w:hAnsi="맑은 고딕"/>
-                <w:color w:val="1F2D37"/>
-                <w:sz w:val="17"/>
-              </w:rPr>
-              <w:t>TourAPI</w:t>
-            </w:r>
-            <w:proofErr w:type="spellEnd"/>
-            <w:r>
-              <w:rPr>
-                <w:rFonts w:ascii="맑은 고딕" w:eastAsia="맑은 고딕" w:hAnsi="맑은 고딕"/>
-                <w:color w:val="1F2D37"/>
-                <w:sz w:val="17"/>
-              </w:rPr>
-              <w:t xml:space="preserve"> 4.0과 OpenStreetMap의 출처 및 라이선스를 화면에 표시한다.</w:t>
+                <w:rFonts w:ascii="맑은 고딕" w:eastAsia="맑은 고딕" w:hAnsi="맑은 고딕"/>
+                <w:color w:val="1F2D37"/>
+                <w:sz w:val="17"/>
+              </w:rPr>
+              <w:t>OpenStreetMap의 출처 및 라이선스를 화면에 표시한다.</w:t>
             </w:r>
           </w:p>
         </w:tc>
@@ -5666,7 +5496,6 @@
         <w:rPr>
           <w:rFonts w:ascii="맑은 고딕" w:eastAsia="맑은 고딕" w:hAnsi="맑은 고딕"/>
           <w:b/>
-          <w:color w:val="FF0000"/>
           <w:sz w:val="22"/>
         </w:rPr>
       </w:pPr>
@@ -5674,7 +5503,6 @@
         <w:rPr>
           <w:rFonts w:ascii="맑은 고딕" w:eastAsia="맑은 고딕" w:hAnsi="맑은 고딕"/>
           <w:b/>
-          <w:color w:val="FF0000"/>
           <w:sz w:val="22"/>
         </w:rPr>
         <w:t>2. 서울 관광정보 가공 데이터</w:t>
@@ -5686,14 +5514,12 @@
         <w:ind w:left="240" w:hanging="240"/>
         <w:rPr>
           <w:rFonts w:ascii="맑은 고딕" w:eastAsia="맑은 고딕" w:hAnsi="맑은 고딕"/>
-          <w:color w:val="FF0000"/>
         </w:rPr>
       </w:pPr>
       <w:r>
         <w:rPr>
           <w:rFonts w:ascii="맑은 고딕" w:eastAsia="맑은 고딕" w:hAnsi="맑은 고딕"/>
           <w:b/>
-          <w:color w:val="FF0000"/>
         </w:rPr>
         <w:t xml:space="preserve">제공기관 및 출처: </w:t>
       </w:r>
@@ -5701,7 +5527,6 @@
       <w:r>
         <w:rPr>
           <w:rFonts w:ascii="맑은 고딕" w:eastAsia="맑은 고딕" w:hAnsi="맑은 고딕"/>
-          <w:color w:val="FF0000"/>
         </w:rPr>
         <w:t>TourAPI</w:t>
       </w:r>
@@ -5709,7 +5534,6 @@
       <w:r>
         <w:rPr>
           <w:rFonts w:ascii="맑은 고딕" w:eastAsia="맑은 고딕" w:hAnsi="맑은 고딕"/>
-          <w:color w:val="FF0000"/>
         </w:rPr>
         <w:t xml:space="preserve"> 원본 JSON을 프로젝트에서 JSONL 및 검색용 </w:t>
       </w:r>
@@ -5717,7 +5541,6 @@
       <w:r>
         <w:rPr>
           <w:rFonts w:ascii="맑은 고딕" w:eastAsia="맑은 고딕" w:hAnsi="맑은 고딕"/>
-          <w:color w:val="FF0000"/>
         </w:rPr>
         <w:t>임베딩</w:t>
       </w:r>
@@ -5725,7 +5548,6 @@
       <w:r>
         <w:rPr>
           <w:rFonts w:ascii="맑은 고딕" w:eastAsia="맑은 고딕" w:hAnsi="맑은 고딕"/>
-          <w:color w:val="FF0000"/>
         </w:rPr>
         <w:t xml:space="preserve"> 데이터로 가공</w:t>
       </w:r>
@@ -5736,14 +5558,12 @@
         <w:ind w:left="240" w:hanging="240"/>
         <w:rPr>
           <w:rFonts w:ascii="맑은 고딕" w:eastAsia="맑은 고딕" w:hAnsi="맑은 고딕"/>
-          <w:color w:val="FF0000"/>
         </w:rPr>
       </w:pPr>
       <w:r>
         <w:rPr>
           <w:rFonts w:ascii="맑은 고딕" w:eastAsia="맑은 고딕" w:hAnsi="맑은 고딕"/>
           <w:b/>
-          <w:color w:val="FF0000"/>
         </w:rPr>
         <w:t xml:space="preserve">활용 내용: </w:t>
       </w:r>
@@ -5751,7 +5571,6 @@
       <w:r>
         <w:rPr>
           <w:rFonts w:ascii="맑은 고딕" w:eastAsia="맑은 고딕" w:hAnsi="맑은 고딕"/>
-          <w:color w:val="FF0000"/>
         </w:rPr>
         <w:t>챗봇이</w:t>
       </w:r>
@@ -5759,7 +5578,6 @@
       <w:r>
         <w:rPr>
           <w:rFonts w:ascii="맑은 고딕" w:eastAsia="맑은 고딕" w:hAnsi="맑은 고딕"/>
-          <w:color w:val="FF0000"/>
         </w:rPr>
         <w:t xml:space="preserve"> 사용자 질문과 관련된 서울 지역정보를 검색하는 데 활용</w:t>
       </w:r>
@@ -5770,21 +5588,18 @@
         <w:ind w:left="240" w:hanging="240"/>
         <w:rPr>
           <w:rFonts w:ascii="맑은 고딕" w:eastAsia="맑은 고딕" w:hAnsi="맑은 고딕"/>
-          <w:color w:val="FF0000"/>
         </w:rPr>
       </w:pPr>
       <w:r>
         <w:rPr>
           <w:rFonts w:ascii="맑은 고딕" w:eastAsia="맑은 고딕" w:hAnsi="맑은 고딕"/>
           <w:b/>
-          <w:color w:val="FF0000"/>
         </w:rPr>
         <w:t xml:space="preserve">수집·가공일: </w:t>
       </w:r>
       <w:r>
         <w:rPr>
           <w:rFonts w:ascii="맑은 고딕" w:eastAsia="맑은 고딕" w:hAnsi="맑은 고딕"/>
-          <w:color w:val="FF0000"/>
         </w:rPr>
         <w:t>가공일: 2026-07-15</w:t>
       </w:r>
@@ -5795,21 +5610,18 @@
         <w:ind w:left="240" w:hanging="240"/>
         <w:rPr>
           <w:rFonts w:ascii="맑은 고딕" w:eastAsia="맑은 고딕" w:hAnsi="맑은 고딕"/>
-          <w:color w:val="FF0000"/>
         </w:rPr>
       </w:pPr>
       <w:r>
         <w:rPr>
           <w:rFonts w:ascii="맑은 고딕" w:eastAsia="맑은 고딕" w:hAnsi="맑은 고딕"/>
           <w:b/>
-          <w:color w:val="FF0000"/>
         </w:rPr>
         <w:t xml:space="preserve">라이선스 및 이용 조건: </w:t>
       </w:r>
       <w:r>
         <w:rPr>
           <w:rFonts w:ascii="맑은 고딕" w:eastAsia="맑은 고딕" w:hAnsi="맑은 고딕"/>
-          <w:color w:val="FF0000"/>
         </w:rPr>
         <w:t xml:space="preserve">원천 데이터인 </w:t>
       </w:r>
@@ -5817,7 +5629,6 @@
       <w:r>
         <w:rPr>
           <w:rFonts w:ascii="맑은 고딕" w:eastAsia="맑은 고딕" w:hAnsi="맑은 고딕"/>
-          <w:color w:val="FF0000"/>
         </w:rPr>
         <w:t>TourAPI</w:t>
       </w:r>
@@ -5825,7 +5636,6 @@
       <w:r>
         <w:rPr>
           <w:rFonts w:ascii="맑은 고딕" w:eastAsia="맑은 고딕" w:hAnsi="맑은 고딕"/>
-          <w:color w:val="FF0000"/>
         </w:rPr>
         <w:t>의 이용 조건을 동일하게 적용한다.</w:t>
       </w:r>
@@ -6509,7 +6319,6 @@
   <w:style w:type="character" w:default="1" w:styleId="a0">
     <w:name w:val="Default Paragraph Font"/>
     <w:uiPriority w:val="1"/>
-    <w:semiHidden/>
     <w:unhideWhenUsed/>
   </w:style>
   <w:style w:type="table" w:default="1" w:styleId="a1">
